--- a/docs/SPLL_アーキテクチャ説明資料_v1.0.docx
+++ b/docs/SPLL_アーキテクチャ説明資料_v1.0.docx
@@ -1339,7 +1339,69 @@
           <w:rFonts w:ascii="Yu Gothic" w:hAnsi="Yu Gothic" w:eastAsia="游ゴシック"/>
           <w:b w:val="0"/>
         </w:rPr>
-        <w:t>詳細なスイムレーン図は「業務フロー確認資料 v0.4」を参照。概要は次のとおりです。</w:t>
+        <w:t>カスタマー（申込者）と社内担当者、それぞれの視点のレーン図です。より詳細な工程・台帳との対応は「業務フロー確認資料 v0.4」を参照してください。</w:t>
+      </w:r>
+    </w:p>
+    <w:p>
+      <w:pPr>
+        <w:pStyle w:val="Heading2"/>
+      </w:pPr>
+      <w:r>
+        <w:t>6.1 カスタマー（申込者）の流れ</w:t>
+      </w:r>
+    </w:p>
+    <w:p>
+      <w:pPr>
+        <w:jc w:val="center"/>
+      </w:pPr>
+      <w:r>
+        <w:drawing>
+          <wp:inline xmlns:a="http://schemas.openxmlformats.org/drawingml/2006/main" xmlns:pic="http://schemas.openxmlformats.org/drawingml/2006/picture">
+            <wp:extent cx="5903999" cy="2386200"/>
+            <wp:docPr id="1" name="Picture 1"/>
+            <wp:cNvGraphicFramePr>
+              <a:graphicFrameLocks noChangeAspect="1"/>
+            </wp:cNvGraphicFramePr>
+            <a:graphic>
+              <a:graphicData uri="http://schemas.openxmlformats.org/drawingml/2006/picture">
+                <pic:pic>
+                  <pic:nvPicPr>
+                    <pic:cNvPr id="0" name="lane_customer.png"/>
+                    <pic:cNvPicPr/>
+                  </pic:nvPicPr>
+                  <pic:blipFill>
+                    <a:blip r:embed="rId9"/>
+                    <a:stretch>
+                      <a:fillRect/>
+                    </a:stretch>
+                  </pic:blipFill>
+                  <pic:spPr>
+                    <a:xfrm>
+                      <a:off x="0" y="0"/>
+                      <a:ext cx="5903999" cy="2386200"/>
+                    </a:xfrm>
+                    <a:prstGeom prst="rect"/>
+                  </pic:spPr>
+                </pic:pic>
+              </a:graphicData>
+            </a:graphic>
+          </wp:inline>
+        </w:drawing>
+      </w:r>
+    </w:p>
+    <w:p>
+      <w:pPr>
+        <w:spacing w:after="200"/>
+        <w:jc w:val="center"/>
+      </w:pPr>
+      <w:r>
+        <w:rPr>
+          <w:rFonts w:ascii="Yu Gothic" w:hAnsi="Yu Gothic" w:eastAsia="游ゴシック"/>
+          <w:b w:val="0"/>
+          <w:color w:val="6A6577"/>
+          <w:sz w:val="18"/>
+        </w:rPr>
+        <w:t>図1：カスタマーの流れ（申込 → 契約 → バッジ受取 → 提出 → 報告・支払）</w:t>
       </w:r>
     </w:p>
     <w:p>
@@ -1351,7 +1413,7 @@
         <w:rPr>
           <w:rFonts w:ascii="Yu Gothic" w:hAnsi="Yu Gothic" w:eastAsia="游ゴシック"/>
         </w:rPr>
-        <w:t>1. 事務局が原作を公開（Xで告知・承認制）</w:t>
+        <w:t>1. 公開ポータルで原作を複数選択し、同意のうえ申込（申込番号 application_ref を発行）</w:t>
       </w:r>
     </w:p>
     <w:p>
@@ -1363,7 +1425,7 @@
         <w:rPr>
           <w:rFonts w:ascii="Yu Gothic" w:hAnsi="Yu Gothic" w:eastAsia="游ゴシック"/>
         </w:rPr>
-        <w:t>2. 利用者が公開ポータルで原作を複数選択し、同意のうえ申込（申込番号 application_ref を発行）</w:t>
+        <w:t>2. クラウドサインフォームで申込者情報を入力（申込内容は自動引継ぎ・改ざん検知つき）</w:t>
       </w:r>
     </w:p>
     <w:p>
@@ -1375,7 +1437,7 @@
         <w:rPr>
           <w:rFonts w:ascii="Yu Gothic" w:hAnsi="Yu Gothic" w:eastAsia="游ゴシック"/>
         </w:rPr>
-        <w:t>3. クラウドサインフォームで申込者情報を入力 → CloudSignで電子契約を締結</w:t>
+        <w:t>3. CloudSignで電子契約に署名（メールアドレスは当社非保持）</w:t>
       </w:r>
     </w:p>
     <w:p>
@@ -1387,7 +1449,7 @@
         <w:rPr>
           <w:rFonts w:ascii="Yu Gothic" w:hAnsi="Yu Gothic" w:eastAsia="游ゴシック"/>
         </w:rPr>
-        <w:t>4. 締結Webhookを受信し、申込と自動突合 → 契約登録・対象原作の固定・認証とバッジの発行・提出／報告リンクの準備</w:t>
+        <w:t>4. 締結をシステムが自動処理：契約登録・認証／バッジ発行・提出／報告リンクの準備</w:t>
       </w:r>
     </w:p>
     <w:p>
@@ -1399,7 +1461,7 @@
         <w:rPr>
           <w:rFonts w:ascii="Yu Gothic" w:hAnsi="Yu Gothic" w:eastAsia="游ゴシック"/>
         </w:rPr>
-        <w:t>5. 利用者が締結後に作品を提出（版管理）→ AI一次チェック → 事務局が最終判断（承認／是正／上申）</w:t>
+        <w:t>5. 提出ページのリンクからバッジを受取（トークン検証つき）</w:t>
       </w:r>
     </w:p>
     <w:p>
@@ -1411,7 +1473,7 @@
         <w:rPr>
           <w:rFonts w:ascii="Yu Gothic" w:hAnsi="Yu Gothic" w:eastAsia="游ゴシック"/>
         </w:rPr>
-        <w:t>6. 利用者が売上を報告 → 経理が確認・承認 → 請求・入金消込（定額系は締結時に自動起票）</w:t>
+        <w:t>6. 作品を提出（締結後・再提出は版管理）→ AI一次チェック → 事務局の最終判断。是正依頼があれば対応</w:t>
       </w:r>
     </w:p>
     <w:p>
@@ -1423,7 +1485,117 @@
         <w:rPr>
           <w:rFonts w:ascii="Yu Gothic" w:hAnsi="Yu Gothic" w:eastAsia="游ゴシック"/>
         </w:rPr>
-        <w:t>7. 半期ごとに清算 → 計算書を法務承認 → CloudSignでパートナーへ送付 → 異議期間を経て確定 → 配分支払</w:t>
+        <w:t>7. 販売開始。半期ごとに売上を報告し、許諾料を支払 → 清算を経て原作者へ還元</w:t>
+      </w:r>
+    </w:p>
+    <w:p>
+      <w:pPr>
+        <w:pStyle w:val="Heading2"/>
+      </w:pPr>
+      <w:r>
+        <w:t>6.2 社内担当者の流れ（ロール別）</w:t>
+      </w:r>
+    </w:p>
+    <w:p>
+      <w:pPr>
+        <w:jc w:val="center"/>
+      </w:pPr>
+      <w:r>
+        <w:drawing>
+          <wp:inline xmlns:a="http://schemas.openxmlformats.org/drawingml/2006/main" xmlns:pic="http://schemas.openxmlformats.org/drawingml/2006/picture">
+            <wp:extent cx="5903999" cy="2857536"/>
+            <wp:docPr id="2" name="Picture 2"/>
+            <wp:cNvGraphicFramePr>
+              <a:graphicFrameLocks noChangeAspect="1"/>
+            </wp:cNvGraphicFramePr>
+            <a:graphic>
+              <a:graphicData uri="http://schemas.openxmlformats.org/drawingml/2006/picture">
+                <pic:pic>
+                  <pic:nvPicPr>
+                    <pic:cNvPr id="0" name="lane_staff.png"/>
+                    <pic:cNvPicPr/>
+                  </pic:nvPicPr>
+                  <pic:blipFill>
+                    <a:blip r:embed="rId10"/>
+                    <a:stretch>
+                      <a:fillRect/>
+                    </a:stretch>
+                  </pic:blipFill>
+                  <pic:spPr>
+                    <a:xfrm>
+                      <a:off x="0" y="0"/>
+                      <a:ext cx="5903999" cy="2857536"/>
+                    </a:xfrm>
+                    <a:prstGeom prst="rect"/>
+                  </pic:spPr>
+                </pic:pic>
+              </a:graphicData>
+            </a:graphic>
+          </wp:inline>
+        </w:drawing>
+      </w:r>
+    </w:p>
+    <w:p>
+      <w:pPr>
+        <w:spacing w:after="200"/>
+        <w:jc w:val="center"/>
+      </w:pPr>
+      <w:r>
+        <w:rPr>
+          <w:rFonts w:ascii="Yu Gothic" w:hAnsi="Yu Gothic" w:eastAsia="游ゴシック"/>
+          <w:b w:val="0"/>
+          <w:color w:val="6A6577"/>
+          <w:sz w:val="18"/>
+        </w:rPr>
+        <w:t>図2：社内担当者の流れ（システム＝自動／運営／法務／経理）</w:t>
+      </w:r>
+    </w:p>
+    <w:p>
+      <w:pPr>
+        <w:pStyle w:val="ListBullet"/>
+        <w:ind w:left="340"/>
+      </w:pPr>
+      <w:r>
+        <w:rPr>
+          <w:rFonts w:ascii="Yu Gothic" w:hAnsi="Yu Gothic" w:eastAsia="游ゴシック"/>
+        </w:rPr>
+        <w:t>運営（OPERATIONS）：原作の公開・X告知の承認、未紐付け締結の手動紐付け、利用者への案内、認証変更の申請</w:t>
+      </w:r>
+    </w:p>
+    <w:p>
+      <w:pPr>
+        <w:pStyle w:val="ListBullet"/>
+        <w:ind w:left="340"/>
+      </w:pPr>
+      <w:r>
+        <w:rPr>
+          <w:rFonts w:ascii="Yu Gothic" w:hAnsi="Yu Gothic" w:eastAsia="游ゴシック"/>
+        </w:rPr>
+        <w:t>法務（LEGAL_ADMIN）：作品の最終判断（承認／是正／上申）、認証変更申請の承認・却下（申請者と別の担当者）、計算書の承認</w:t>
+      </w:r>
+    </w:p>
+    <w:p>
+      <w:pPr>
+        <w:pStyle w:val="ListBullet"/>
+        <w:ind w:left="340"/>
+      </w:pPr>
+      <w:r>
+        <w:rPr>
+          <w:rFonts w:ascii="Yu Gothic" w:hAnsi="Yu Gothic" w:eastAsia="游ゴシック"/>
+        </w:rPr>
+        <w:t>経理（ACCOUNTING）：利用報告の確認・承認、入金の記録・消込、計算書の送付・確定・配分支払</w:t>
+      </w:r>
+    </w:p>
+    <w:p>
+      <w:pPr>
+        <w:pStyle w:val="ListBullet"/>
+        <w:ind w:left="340"/>
+      </w:pPr>
+      <w:r>
+        <w:rPr>
+          <w:rFonts w:ascii="Yu Gothic" w:hAnsi="Yu Gothic" w:eastAsia="游ゴシック"/>
+        </w:rPr>
+        <w:t>システム（自動）：AI一次チェック、未紐付け検知、期限督促（審査SLA・報告期限）、請求自動起票、計算書ドラフト生成</w:t>
       </w:r>
     </w:p>
     <w:p>
@@ -1431,7 +1603,171 @@
         <w:pStyle w:val="Heading1"/>
       </w:pPr>
       <w:r>
-        <w:t>7. 開発・品質・デプロイ体制</w:t>
+        <w:t>7. 認証マーク（認証バッジ）のイメージ</w:t>
+      </w:r>
+    </w:p>
+    <w:p>
+      <w:pPr>
+        <w:spacing w:after="120"/>
+      </w:pPr>
+      <w:r>
+        <w:rPr>
+          <w:rFonts w:ascii="Yu Gothic" w:hAnsi="Yu Gothic" w:eastAsia="游ゴシック"/>
+          <w:b w:val="0"/>
+        </w:rPr>
+        <w:t>契約締結と同時に自動発行される認証マークのデザインモックです。右下のQRコードは検証ポータルへつながり、第三者（購入者・イベント主催者等）が「本物か・今も有効か」をその場で確認できます。</w:t>
+      </w:r>
+    </w:p>
+    <w:p>
+      <w:pPr>
+        <w:jc w:val="center"/>
+      </w:pPr>
+      <w:r>
+        <w:drawing>
+          <wp:inline xmlns:a="http://schemas.openxmlformats.org/drawingml/2006/main" xmlns:pic="http://schemas.openxmlformats.org/drawingml/2006/picture">
+            <wp:extent cx="5220000" cy="2982857"/>
+            <wp:docPr id="3" name="Picture 3"/>
+            <wp:cNvGraphicFramePr>
+              <a:graphicFrameLocks noChangeAspect="1"/>
+            </wp:cNvGraphicFramePr>
+            <a:graphic>
+              <a:graphicData uri="http://schemas.openxmlformats.org/drawingml/2006/picture">
+                <pic:pic>
+                  <pic:nvPicPr>
+                    <pic:cNvPr id="0" name="badge_mock.png"/>
+                    <pic:cNvPicPr/>
+                  </pic:nvPicPr>
+                  <pic:blipFill>
+                    <a:blip r:embed="rId11"/>
+                    <a:stretch>
+                      <a:fillRect/>
+                    </a:stretch>
+                  </pic:blipFill>
+                  <pic:spPr>
+                    <a:xfrm>
+                      <a:off x="0" y="0"/>
+                      <a:ext cx="5220000" cy="2982857"/>
+                    </a:xfrm>
+                    <a:prstGeom prst="rect"/>
+                  </pic:spPr>
+                </pic:pic>
+              </a:graphicData>
+            </a:graphic>
+          </wp:inline>
+        </w:drawing>
+      </w:r>
+    </w:p>
+    <w:p>
+      <w:pPr>
+        <w:spacing w:after="200"/>
+        <w:jc w:val="center"/>
+      </w:pPr>
+      <w:r>
+        <w:rPr>
+          <w:rFonts w:ascii="Yu Gothic" w:hAnsi="Yu Gothic" w:eastAsia="游ゴシック"/>
+          <w:b w:val="0"/>
+          <w:color w:val="6A6577"/>
+          <w:sz w:val="18"/>
+        </w:rPr>
+        <w:t>図3：認証マーク モックアップ（QRコード＝ライセンスID＋照合コードで検証ポータルへ）</w:t>
+      </w:r>
+    </w:p>
+    <w:p>
+      <w:pPr>
+        <w:jc w:val="center"/>
+      </w:pPr>
+      <w:r>
+        <w:drawing>
+          <wp:inline xmlns:a="http://schemas.openxmlformats.org/drawingml/2006/main" xmlns:pic="http://schemas.openxmlformats.org/drawingml/2006/picture">
+            <wp:extent cx="5903999" cy="1771200"/>
+            <wp:docPr id="4" name="Picture 4"/>
+            <wp:cNvGraphicFramePr>
+              <a:graphicFrameLocks noChangeAspect="1"/>
+            </wp:cNvGraphicFramePr>
+            <a:graphic>
+              <a:graphicData uri="http://schemas.openxmlformats.org/drawingml/2006/picture">
+                <pic:pic>
+                  <pic:nvPicPr>
+                    <pic:cNvPr id="0" name="badge_sizes.png"/>
+                    <pic:cNvPicPr/>
+                  </pic:nvPicPr>
+                  <pic:blipFill>
+                    <a:blip r:embed="rId12"/>
+                    <a:stretch>
+                      <a:fillRect/>
+                    </a:stretch>
+                  </pic:blipFill>
+                  <pic:spPr>
+                    <a:xfrm>
+                      <a:off x="0" y="0"/>
+                      <a:ext cx="5903999" cy="1771200"/>
+                    </a:xfrm>
+                    <a:prstGeom prst="rect"/>
+                  </pic:spPr>
+                </pic:pic>
+              </a:graphicData>
+            </a:graphic>
+          </wp:inline>
+        </w:drawing>
+      </w:r>
+    </w:p>
+    <w:p>
+      <w:pPr>
+        <w:spacing w:after="200"/>
+        <w:jc w:val="center"/>
+      </w:pPr>
+      <w:r>
+        <w:rPr>
+          <w:rFonts w:ascii="Yu Gothic" w:hAnsi="Yu Gothic" w:eastAsia="游ゴシック"/>
+          <w:b w:val="0"/>
+          <w:color w:val="6A6577"/>
+          <w:sz w:val="18"/>
+        </w:rPr>
+        <w:t>図4：PNG 3サイズで自動生成・配布（大＝告知バナー／中＝商品ページ／小＝奥付・SNS）</w:t>
+      </w:r>
+    </w:p>
+    <w:p>
+      <w:pPr>
+        <w:pStyle w:val="ListBullet"/>
+        <w:ind w:left="340"/>
+      </w:pPr>
+      <w:r>
+        <w:rPr>
+          <w:rFonts w:ascii="Yu Gothic" w:hAnsi="Yu Gothic" w:eastAsia="游ゴシック"/>
+        </w:rPr>
+        <w:t>配布はDrive共有リンクを使わず、トークン検証を通過した本人にだけシステムが直接配信します。</w:t>
+      </w:r>
+    </w:p>
+    <w:p>
+      <w:pPr>
+        <w:pStyle w:val="ListBullet"/>
+        <w:ind w:left="340"/>
+      </w:pPr>
+      <w:r>
+        <w:rPr>
+          <w:rFonts w:ascii="Yu Gothic" w:hAnsi="Yu Gothic" w:eastAsia="游ゴシック"/>
+        </w:rPr>
+        <w:t>照合コードは12桁の暗号学的乱数。台帳にはハッシュのみ保存し、失効・再有効化時は旧QR入りバッジを自動差し替え。</w:t>
+      </w:r>
+    </w:p>
+    <w:p>
+      <w:pPr>
+        <w:pStyle w:val="ListBullet"/>
+        <w:ind w:left="340"/>
+      </w:pPr>
+      <w:r>
+        <w:rPr>
+          <w:rFonts w:ascii="Yu Gothic" w:hAnsi="Yu Gothic" w:eastAsia="游ゴシック"/>
+        </w:rPr>
+        <w:t>本画像はデザイン検討用モックです。意匠・ロゴ・掲載情報・使用条件は要決定事項（チェックリスト C-14）。</w:t>
+      </w:r>
+    </w:p>
+    <w:p>
+      <w:pPr>
+        <w:pStyle w:val="Heading1"/>
+      </w:pPr>
+      <w:r>
+        <w:t>8. 開発・品質・デプロイ体制</w:t>
       </w:r>
     </w:p>
     <w:p>
@@ -1487,7 +1823,7 @@
         <w:pStyle w:val="Heading1"/>
       </w:pPr>
       <w:r>
-        <w:t>8. 現在の状況と残作業（2026年7月15日時点）</w:t>
+        <w:t>9. 現在の状況と残作業（2026年7月15日時点）</w:t>
       </w:r>
     </w:p>
     <w:p>
